--- a/тесты/проверка зон/фк/Протокол 00111215 3.3.docx
+++ b/тесты/проверка зон/фк/Протокол 00111215 3.3.docx
@@ -1336,23 +1336,29 @@
             <w:vAlign w:val="center"/>
             <w:shd w:fill="FFFF00"/>
             <w:shd w:fill="FFFF00"/>
-          </w:tcPr>
-          <w:p>
-            <w:pPr>
-              <w:jc w:val="center"/>
-            </w:pPr>
-            <w:r>
-              <w:t>148,472</w:t>
-            </w:r>
-          </w:p>
-        </w:tc>
-        <w:tc>
-          <w:tcPr>
-            <w:tcW w:w="1133" w:type="dxa"/>
-            <w:shd w:val="clear" w:color="auto" w:fill="auto"/>
-            <w:vAlign w:val="center"/>
             <w:shd w:fill="FFFF00"/>
             <w:shd w:fill="FFFF00"/>
+            <w:shd w:fill="FFFF00"/>
+          </w:tcPr>
+          <w:p>
+            <w:pPr>
+              <w:jc w:val="center"/>
+            </w:pPr>
+            <w:r>
+              <w:t>148,472</w:t>
+            </w:r>
+          </w:p>
+        </w:tc>
+        <w:tc>
+          <w:tcPr>
+            <w:tcW w:w="1133" w:type="dxa"/>
+            <w:shd w:val="clear" w:color="auto" w:fill="auto"/>
+            <w:vAlign w:val="center"/>
+            <w:shd w:fill="FFFF00"/>
+            <w:shd w:fill="FFFF00"/>
+            <w:shd w:fill="FFFF00"/>
+            <w:shd w:fill="FFFF00"/>
+            <w:shd w:fill="FFFF00"/>
           </w:tcPr>
           <w:p>
             <w:pPr>
@@ -1514,23 +1520,29 @@
             <w:vAlign w:val="center"/>
             <w:shd w:fill="FFFF00"/>
             <w:shd w:fill="FFFF00"/>
-          </w:tcPr>
-          <w:p>
-            <w:pPr>
-              <w:jc w:val="center"/>
-            </w:pPr>
-            <w:r>
-              <w:t>296,944</w:t>
-            </w:r>
-          </w:p>
-        </w:tc>
-        <w:tc>
-          <w:tcPr>
-            <w:tcW w:w="1133" w:type="dxa"/>
-            <w:shd w:val="clear" w:color="auto" w:fill="auto"/>
-            <w:vAlign w:val="center"/>
             <w:shd w:fill="FFFF00"/>
             <w:shd w:fill="FFFF00"/>
+            <w:shd w:fill="FFFF00"/>
+          </w:tcPr>
+          <w:p>
+            <w:pPr>
+              <w:jc w:val="center"/>
+            </w:pPr>
+            <w:r>
+              <w:t>296,944</w:t>
+            </w:r>
+          </w:p>
+        </w:tc>
+        <w:tc>
+          <w:tcPr>
+            <w:tcW w:w="1133" w:type="dxa"/>
+            <w:shd w:val="clear" w:color="auto" w:fill="auto"/>
+            <w:vAlign w:val="center"/>
+            <w:shd w:fill="FFFF00"/>
+            <w:shd w:fill="FFFF00"/>
+            <w:shd w:fill="FFFF00"/>
+            <w:shd w:fill="FFFF00"/>
+            <w:shd w:fill="FFFF00"/>
           </w:tcPr>
           <w:p>
             <w:pPr>
@@ -1692,23 +1704,29 @@
             <w:vAlign w:val="center"/>
             <w:shd w:fill="FFFF00"/>
             <w:shd w:fill="FFFF00"/>
-          </w:tcPr>
-          <w:p>
-            <w:pPr>
-              <w:jc w:val="center"/>
-            </w:pPr>
-            <w:r>
-              <w:t>445,416</w:t>
-            </w:r>
-          </w:p>
-        </w:tc>
-        <w:tc>
-          <w:tcPr>
-            <w:tcW w:w="1133" w:type="dxa"/>
-            <w:shd w:val="clear" w:color="auto" w:fill="auto"/>
-            <w:vAlign w:val="center"/>
             <w:shd w:fill="FFFF00"/>
             <w:shd w:fill="FFFF00"/>
+            <w:shd w:fill="FFFF00"/>
+          </w:tcPr>
+          <w:p>
+            <w:pPr>
+              <w:jc w:val="center"/>
+            </w:pPr>
+            <w:r>
+              <w:t>445,416</w:t>
+            </w:r>
+          </w:p>
+        </w:tc>
+        <w:tc>
+          <w:tcPr>
+            <w:tcW w:w="1133" w:type="dxa"/>
+            <w:shd w:val="clear" w:color="auto" w:fill="auto"/>
+            <w:vAlign w:val="center"/>
+            <w:shd w:fill="FFFF00"/>
+            <w:shd w:fill="FFFF00"/>
+            <w:shd w:fill="FFFF00"/>
+            <w:shd w:fill="FFFF00"/>
+            <w:shd w:fill="FFFF00"/>
           </w:tcPr>
           <w:p>
             <w:pPr>
@@ -1870,23 +1888,29 @@
             <w:vAlign w:val="center"/>
             <w:shd w:fill="FFFF00"/>
             <w:shd w:fill="FFFF00"/>
-          </w:tcPr>
-          <w:p>
-            <w:pPr>
-              <w:jc w:val="center"/>
-            </w:pPr>
-            <w:r>
-              <w:t>593,888</w:t>
-            </w:r>
-          </w:p>
-        </w:tc>
-        <w:tc>
-          <w:tcPr>
-            <w:tcW w:w="1133" w:type="dxa"/>
-            <w:shd w:val="clear" w:color="auto" w:fill="auto"/>
-            <w:vAlign w:val="center"/>
             <w:shd w:fill="FFFF00"/>
             <w:shd w:fill="FFFF00"/>
+            <w:shd w:fill="FFFF00"/>
+          </w:tcPr>
+          <w:p>
+            <w:pPr>
+              <w:jc w:val="center"/>
+            </w:pPr>
+            <w:r>
+              <w:t>593,888</w:t>
+            </w:r>
+          </w:p>
+        </w:tc>
+        <w:tc>
+          <w:tcPr>
+            <w:tcW w:w="1133" w:type="dxa"/>
+            <w:shd w:val="clear" w:color="auto" w:fill="auto"/>
+            <w:vAlign w:val="center"/>
+            <w:shd w:fill="FFFF00"/>
+            <w:shd w:fill="FFFF00"/>
+            <w:shd w:fill="FFFF00"/>
+            <w:shd w:fill="FFFF00"/>
+            <w:shd w:fill="FFFF00"/>
           </w:tcPr>
           <w:p>
             <w:pPr>
@@ -2048,23 +2072,29 @@
             <w:vAlign w:val="center"/>
             <w:shd w:fill="FFFF00"/>
             <w:shd w:fill="FFFF00"/>
-          </w:tcPr>
-          <w:p>
-            <w:pPr>
-              <w:jc w:val="center"/>
-            </w:pPr>
-            <w:r>
-              <w:t>742,36</w:t>
-            </w:r>
-          </w:p>
-        </w:tc>
-        <w:tc>
-          <w:tcPr>
-            <w:tcW w:w="1133" w:type="dxa"/>
-            <w:shd w:val="clear" w:color="auto" w:fill="auto"/>
-            <w:vAlign w:val="center"/>
             <w:shd w:fill="FFFF00"/>
             <w:shd w:fill="FFFF00"/>
+            <w:shd w:fill="FFFF00"/>
+          </w:tcPr>
+          <w:p>
+            <w:pPr>
+              <w:jc w:val="center"/>
+            </w:pPr>
+            <w:r>
+              <w:t>742,36</w:t>
+            </w:r>
+          </w:p>
+        </w:tc>
+        <w:tc>
+          <w:tcPr>
+            <w:tcW w:w="1133" w:type="dxa"/>
+            <w:shd w:val="clear" w:color="auto" w:fill="auto"/>
+            <w:vAlign w:val="center"/>
+            <w:shd w:fill="FFFF00"/>
+            <w:shd w:fill="FFFF00"/>
+            <w:shd w:fill="FFFF00"/>
+            <w:shd w:fill="FFFF00"/>
+            <w:shd w:fill="FFFF00"/>
           </w:tcPr>
           <w:p>
             <w:pPr>
@@ -2226,23 +2256,29 @@
             <w:vAlign w:val="center"/>
             <w:shd w:fill="FFFF00"/>
             <w:shd w:fill="FFFF00"/>
-          </w:tcPr>
-          <w:p>
-            <w:pPr>
-              <w:jc w:val="center"/>
-            </w:pPr>
-            <w:r>
-              <w:t>890,832</w:t>
-            </w:r>
-          </w:p>
-        </w:tc>
-        <w:tc>
-          <w:tcPr>
-            <w:tcW w:w="1133" w:type="dxa"/>
-            <w:shd w:val="clear" w:color="auto" w:fill="auto"/>
-            <w:vAlign w:val="center"/>
             <w:shd w:fill="FFFF00"/>
             <w:shd w:fill="FFFF00"/>
+            <w:shd w:fill="FFFF00"/>
+          </w:tcPr>
+          <w:p>
+            <w:pPr>
+              <w:jc w:val="center"/>
+            </w:pPr>
+            <w:r>
+              <w:t>890,832</w:t>
+            </w:r>
+          </w:p>
+        </w:tc>
+        <w:tc>
+          <w:tcPr>
+            <w:tcW w:w="1133" w:type="dxa"/>
+            <w:shd w:val="clear" w:color="auto" w:fill="auto"/>
+            <w:vAlign w:val="center"/>
+            <w:shd w:fill="FFFF00"/>
+            <w:shd w:fill="FFFF00"/>
+            <w:shd w:fill="FFFF00"/>
+            <w:shd w:fill="FFFF00"/>
+            <w:shd w:fill="FFFF00"/>
           </w:tcPr>
           <w:p>
             <w:pPr>
@@ -2404,23 +2440,29 @@
             <w:vAlign w:val="center"/>
             <w:shd w:fill="FFFF00"/>
             <w:shd w:fill="FFFF00"/>
-          </w:tcPr>
-          <w:p>
-            <w:pPr>
-              <w:jc w:val="center"/>
-            </w:pPr>
-            <w:r>
-              <w:t>1039,304</w:t>
-            </w:r>
-          </w:p>
-        </w:tc>
-        <w:tc>
-          <w:tcPr>
-            <w:tcW w:w="1133" w:type="dxa"/>
-            <w:shd w:val="clear" w:color="auto" w:fill="auto"/>
-            <w:vAlign w:val="center"/>
             <w:shd w:fill="FFFF00"/>
             <w:shd w:fill="FFFF00"/>
+            <w:shd w:fill="FFFF00"/>
+          </w:tcPr>
+          <w:p>
+            <w:pPr>
+              <w:jc w:val="center"/>
+            </w:pPr>
+            <w:r>
+              <w:t>1039,304</w:t>
+            </w:r>
+          </w:p>
+        </w:tc>
+        <w:tc>
+          <w:tcPr>
+            <w:tcW w:w="1133" w:type="dxa"/>
+            <w:shd w:val="clear" w:color="auto" w:fill="auto"/>
+            <w:vAlign w:val="center"/>
+            <w:shd w:fill="FFFF00"/>
+            <w:shd w:fill="FFFF00"/>
+            <w:shd w:fill="FFFF00"/>
+            <w:shd w:fill="FFFF00"/>
+            <w:shd w:fill="FFFF00"/>
           </w:tcPr>
           <w:p>
             <w:pPr>
@@ -2683,23 +2725,29 @@
             <w:vAlign w:val="center"/>
             <w:shd w:fill="FFFF00"/>
             <w:shd w:fill="FFFF00"/>
-          </w:tcPr>
-          <w:p>
-            <w:pPr>
-              <w:jc w:val="center"/>
-            </w:pPr>
-            <w:r>
-              <w:t>0,009</w:t>
-            </w:r>
-          </w:p>
-        </w:tc>
-        <w:tc>
-          <w:tcPr>
-            <w:tcW w:w="1133" w:type="dxa"/>
-            <w:shd w:val="clear" w:color="auto" w:fill="auto"/>
-            <w:vAlign w:val="center"/>
             <w:shd w:fill="FFFF00"/>
             <w:shd w:fill="FFFF00"/>
+            <w:shd w:fill="FFFF00"/>
+          </w:tcPr>
+          <w:p>
+            <w:pPr>
+              <w:jc w:val="center"/>
+            </w:pPr>
+            <w:r>
+              <w:t>0,009</w:t>
+            </w:r>
+          </w:p>
+        </w:tc>
+        <w:tc>
+          <w:tcPr>
+            <w:tcW w:w="1133" w:type="dxa"/>
+            <w:shd w:val="clear" w:color="auto" w:fill="auto"/>
+            <w:vAlign w:val="center"/>
+            <w:shd w:fill="FFFF00"/>
+            <w:shd w:fill="FFFF00"/>
+            <w:shd w:fill="FFFF00"/>
+            <w:shd w:fill="FFFF00"/>
+            <w:shd w:fill="FFFF00"/>
           </w:tcPr>
           <w:p>
             <w:pPr>
@@ -2962,23 +3010,29 @@
             <w:vAlign w:val="center"/>
             <w:shd w:fill="FFFF00"/>
             <w:shd w:fill="FFFF00"/>
-          </w:tcPr>
-          <w:p>
-            <w:pPr>
-              <w:jc w:val="center"/>
-            </w:pPr>
-            <w:r>
-              <w:t>0,009</w:t>
-            </w:r>
-          </w:p>
-        </w:tc>
-        <w:tc>
-          <w:tcPr>
-            <w:tcW w:w="1133" w:type="dxa"/>
-            <w:shd w:val="clear" w:color="auto" w:fill="auto"/>
-            <w:vAlign w:val="center"/>
             <w:shd w:fill="FFFF00"/>
             <w:shd w:fill="FFFF00"/>
+            <w:shd w:fill="FFFF00"/>
+          </w:tcPr>
+          <w:p>
+            <w:pPr>
+              <w:jc w:val="center"/>
+            </w:pPr>
+            <w:r>
+              <w:t>0,009</w:t>
+            </w:r>
+          </w:p>
+        </w:tc>
+        <w:tc>
+          <w:tcPr>
+            <w:tcW w:w="1133" w:type="dxa"/>
+            <w:shd w:val="clear" w:color="auto" w:fill="auto"/>
+            <w:vAlign w:val="center"/>
+            <w:shd w:fill="FFFF00"/>
+            <w:shd w:fill="FFFF00"/>
+            <w:shd w:fill="FFFF00"/>
+            <w:shd w:fill="FFFF00"/>
+            <w:shd w:fill="FFFF00"/>
           </w:tcPr>
           <w:p>
             <w:pPr>
@@ -3239,6 +3293,9 @@
             <w:tcW w:w="997" w:type="dxa"/>
             <w:shd w:val="clear" w:color="auto" w:fill="auto"/>
             <w:vAlign w:val="center"/>
+            <w:shd w:fill="FFFF00"/>
+            <w:shd w:fill="FFFF00"/>
+            <w:shd w:fill="FFFF00"/>
           </w:tcPr>
           <w:p>
             <w:pPr>
@@ -3254,6 +3311,9 @@
             <w:tcW w:w="1133" w:type="dxa"/>
             <w:shd w:val="clear" w:color="auto" w:fill="auto"/>
             <w:vAlign w:val="center"/>
+            <w:shd w:fill="FFFF00"/>
+            <w:shd w:fill="FFFF00"/>
+            <w:shd w:fill="FFFF00"/>
           </w:tcPr>
           <w:p>
             <w:pPr>
@@ -3411,6 +3471,9 @@
             <w:tcW w:w="997" w:type="dxa"/>
             <w:shd w:val="clear" w:color="auto" w:fill="auto"/>
             <w:vAlign w:val="center"/>
+            <w:shd w:fill="FFFF00"/>
+            <w:shd w:fill="FFFF00"/>
+            <w:shd w:fill="FFFF00"/>
           </w:tcPr>
           <w:p>
             <w:pPr>
@@ -3426,6 +3489,9 @@
             <w:tcW w:w="1133" w:type="dxa"/>
             <w:shd w:val="clear" w:color="auto" w:fill="auto"/>
             <w:vAlign w:val="center"/>
+            <w:shd w:fill="FFFF00"/>
+            <w:shd w:fill="FFFF00"/>
+            <w:shd w:fill="FFFF00"/>
           </w:tcPr>
           <w:p>
             <w:pPr>
@@ -3583,6 +3649,9 @@
             <w:tcW w:w="997" w:type="dxa"/>
             <w:shd w:val="clear" w:color="auto" w:fill="auto"/>
             <w:vAlign w:val="center"/>
+            <w:shd w:fill="FFFF00"/>
+            <w:shd w:fill="FFFF00"/>
+            <w:shd w:fill="FFFF00"/>
           </w:tcPr>
           <w:p>
             <w:pPr>
@@ -3598,6 +3667,9 @@
             <w:tcW w:w="1133" w:type="dxa"/>
             <w:shd w:val="clear" w:color="auto" w:fill="auto"/>
             <w:vAlign w:val="center"/>
+            <w:shd w:fill="FFFF00"/>
+            <w:shd w:fill="FFFF00"/>
+            <w:shd w:fill="FFFF00"/>
           </w:tcPr>
           <w:p>
             <w:pPr>
